--- a/data/employees/EMP095/AST-EMP095-03.docx
+++ b/data/employees/EMP095/AST-EMP095-03.docx
@@ -7,10 +7,7 @@
         <w:pStyle w:val="Heading1"/>
       </w:pPr>
       <w:r>
-        <w:rPr>
-          <w:sz w:val="36"/>
-        </w:rPr>
-        <w:t>Design specification - EMP095</w:t>
+        <w:t>Ast Emp095 03 - EMP095</w:t>
       </w:r>
     </w:p>
     <w:p>
@@ -18,130 +15,32 @@
         <w:pStyle w:val="Heading2"/>
       </w:pPr>
       <w:r>
-        <w:t>Document Metadata</w:t>
-      </w:r>
-    </w:p>
-    <w:tbl>
-      <w:tblPr>
-        <w:tblStyle w:val="TableGrid"/>
-        <w:tblW w:type="auto" w:w="0"/>
-        <w:tblLook w:firstColumn="1" w:firstRow="1" w:lastColumn="0" w:lastRow="0" w:noHBand="0" w:noVBand="1" w:val="04A0"/>
-      </w:tblPr>
-      <w:tblGrid>
-        <w:gridCol w:w="4320"/>
-        <w:gridCol w:w="4320"/>
-      </w:tblGrid>
-      <w:tr>
-        <w:tc>
-          <w:tcPr>
-            <w:tcW w:type="dxa" w:w="4320"/>
-          </w:tcPr>
-          <w:p>
-            <w:r>
-              <w:t>Author</w:t>
-            </w:r>
-          </w:p>
-        </w:tc>
-        <w:tc>
-          <w:tcPr>
-            <w:tcW w:type="dxa" w:w="4320"/>
-          </w:tcPr>
-          <w:p>
-            <w:r>
-              <w:t>Casey Lee</w:t>
-            </w:r>
-          </w:p>
-        </w:tc>
-      </w:tr>
-      <w:tr>
-        <w:tc>
-          <w:tcPr>
-            <w:tcW w:type="dxa" w:w="4320"/>
-          </w:tcPr>
-          <w:p>
-            <w:r>
-              <w:t>Role / Department</w:t>
-            </w:r>
-          </w:p>
-        </w:tc>
-        <w:tc>
-          <w:tcPr>
-            <w:tcW w:type="dxa" w:w="4320"/>
-          </w:tcPr>
-          <w:p>
-            <w:r>
-              <w:t>Director | R&amp;D</w:t>
-            </w:r>
-          </w:p>
-        </w:tc>
-      </w:tr>
-      <w:tr>
-        <w:tc>
-          <w:tcPr>
-            <w:tcW w:type="dxa" w:w="4320"/>
-          </w:tcPr>
-          <w:p>
-            <w:r>
-              <w:t>Location</w:t>
-            </w:r>
-          </w:p>
-        </w:tc>
-        <w:tc>
-          <w:tcPr>
-            <w:tcW w:type="dxa" w:w="4320"/>
-          </w:tcPr>
-          <w:p>
-            <w:r>
-              <w:t>Bengaluru</w:t>
-            </w:r>
-          </w:p>
-        </w:tc>
-      </w:tr>
-      <w:tr>
-        <w:tc>
-          <w:tcPr>
-            <w:tcW w:type="dxa" w:w="4320"/>
-          </w:tcPr>
-          <w:p>
-            <w:r>
-              <w:t>Last Modified</w:t>
-            </w:r>
-          </w:p>
-        </w:tc>
-        <w:tc>
-          <w:tcPr>
-            <w:tcW w:type="dxa" w:w="4320"/>
-          </w:tcPr>
-          <w:p>
-            <w:r>
-              <w:t>2025-04-09</w:t>
-            </w:r>
-          </w:p>
-        </w:tc>
-      </w:tr>
-    </w:tbl>
-    <w:p/>
-    <w:p>
-      <w:pPr>
-        <w:pStyle w:val="Heading2"/>
-      </w:pPr>
-      <w:r>
-        <w:t>Specification</w:t>
+        <w:t>Page 1</w:t>
       </w:r>
     </w:p>
     <w:p>
       <w:r>
-        <w:t>Design Specification: High-Throughput Experimentation Platform</w:t>
+        <w:t>Section 1: Quarterly delivery milestones. EMP095 contributes to ast emp095 03 through recurring collaboration, clear ownership boundaries, and measurable outcomes. The team captures decisions, open issues, and handoffs so that knowledge remains discoverable for future programs.</w:t>
       </w:r>
     </w:p>
     <w:p>
       <w:r>
-        <w:t>Version: 0.9 (Draft)</w:t>
+        <w:t>Section 2: Quarterly delivery milestones. EMP095 contributes to ast emp095 03 through recurring collaboration, clear ownership boundaries, and measurable outcomes. The team captures decisions, open issues, and handoffs so that knowledge remains discoverable for future programs.</w:t>
       </w:r>
     </w:p>
     <w:p>
       <w:r>
-        <w:t>This specification describes the architecture for the automated high-throughput experimentation platform. Robotic sample handling integrates with the LIMS via REST API. ML-driven parameter optimisation suggests next experiment conditions based on Bayesian optimisation.</w:t>
+        <w:t>Section 3: Fabric semantic model planning. EMP095 contributes to ast emp095 03 through recurring collaboration, clear ownership boundaries, and measurable outcomes. The team captures decisions, open issues, and handoffs so that knowledge remains discoverable for future programs.</w:t>
+      </w:r>
+    </w:p>
+    <w:p>
+      <w:r>
+        <w:t>Section 4: Knowledge transfer and onboarding. EMP095 contributes to ast emp095 03 through recurring collaboration, clear ownership boundaries, and measurable outcomes. The team captures decisions, open issues, and handoffs so that knowledge remains discoverable for future programs.</w:t>
+      </w:r>
+    </w:p>
+    <w:p>
+      <w:r>
+        <w:br w:type="page"/>
       </w:r>
     </w:p>
     <w:p>
@@ -149,12 +48,60 @@
         <w:pStyle w:val="Heading2"/>
       </w:pPr>
       <w:r>
-        <w:t>Author Competencies</w:t>
+        <w:t>Page 2</w:t>
       </w:r>
     </w:p>
     <w:p>
       <w:r>
-        <w:t>TypeScript, SQL, Ontology, Synapse</w:t>
+        <w:t>Section 1: Department KPI performance. EMP095 contributes to ast emp095 03 through recurring collaboration, clear ownership boundaries, and measurable outcomes. The team captures decisions, open issues, and handoffs so that knowledge remains discoverable for future programs.</w:t>
+      </w:r>
+    </w:p>
+    <w:p>
+      <w:r>
+        <w:t>Section 2: Knowledge transfer and onboarding. EMP095 contributes to ast emp095 03 through recurring collaboration, clear ownership boundaries, and measurable outcomes. The team captures decisions, open issues, and handoffs so that knowledge remains discoverable for future programs.</w:t>
+      </w:r>
+    </w:p>
+    <w:p>
+      <w:r>
+        <w:t>Section 3: Operational risk review. EMP095 contributes to ast emp095 03 through recurring collaboration, clear ownership boundaries, and measurable outcomes. The team captures decisions, open issues, and handoffs so that knowledge remains discoverable for future programs.</w:t>
+      </w:r>
+    </w:p>
+    <w:p>
+      <w:r>
+        <w:t>Section 4: Automation backlog refinement. EMP095 contributes to ast emp095 03 through recurring collaboration, clear ownership boundaries, and measurable outcomes. The team captures decisions, open issues, and handoffs so that knowledge remains discoverable for future programs.</w:t>
+      </w:r>
+    </w:p>
+    <w:p>
+      <w:r>
+        <w:br w:type="page"/>
+      </w:r>
+    </w:p>
+    <w:p>
+      <w:pPr>
+        <w:pStyle w:val="Heading2"/>
+      </w:pPr>
+      <w:r>
+        <w:t>Page 3</w:t>
+      </w:r>
+    </w:p>
+    <w:p>
+      <w:r>
+        <w:t>Section 1: Knowledge transfer and onboarding. EMP095 contributes to ast emp095 03 through recurring collaboration, clear ownership boundaries, and measurable outcomes. The team captures decisions, open issues, and handoffs so that knowledge remains discoverable for future programs.</w:t>
+      </w:r>
+    </w:p>
+    <w:p>
+      <w:r>
+        <w:t>Section 2: Quarterly delivery milestones. EMP095 contributes to ast emp095 03 through recurring collaboration, clear ownership boundaries, and measurable outcomes. The team captures decisions, open issues, and handoffs so that knowledge remains discoverable for future programs.</w:t>
+      </w:r>
+    </w:p>
+    <w:p>
+      <w:r>
+        <w:t>Section 3: Fabric semantic model planning. EMP095 contributes to ast emp095 03 through recurring collaboration, clear ownership boundaries, and measurable outcomes. The team captures decisions, open issues, and handoffs so that knowledge remains discoverable for future programs.</w:t>
+      </w:r>
+    </w:p>
+    <w:p>
+      <w:r>
+        <w:t>Section 4: Department KPI performance. EMP095 contributes to ast emp095 03 through recurring collaboration, clear ownership boundaries, and measurable outcomes. The team captures decisions, open issues, and handoffs so that knowledge remains discoverable for future programs.</w:t>
       </w:r>
     </w:p>
     <w:sectPr>
